--- a/samples/contrato_fornecedor_B_suprimentos.docx
+++ b/samples/contrato_fornecedor_B_suprimentos.docx
@@ -56,13 +56,6 @@
           <w:lang w:val="pt-BR"/>
         </w:rPr>
       </w:pPr>
-    </w:p>
-    <w:p>
-      <w:pPr>
-        <w:rPr>
-          <w:lang w:val="pt-BR"/>
-        </w:rPr>
-      </w:pPr>
       <w:r>
         <w:rPr>
           <w:lang w:val="pt-BR"/>
@@ -74,22 +67,181 @@
           <w:lang w:val="pt-BR"/>
         </w:rPr>
         <w:br/>
-        <w:t xml:space="preserve">Fornecimento mensal de materiais de </w:t>
+        <w:t>Fornecimento mensal de materiais de escritorio e itens de consumo interno.</w:t>
       </w:r>
-      <w:proofErr w:type="spellStart"/>
-      <w:r>
+    </w:p>
+    <w:p>
+      <w:pPr>
         <w:rPr>
           <w:lang w:val="pt-BR"/>
         </w:rPr>
-        <w:t>escritorio</w:t>
-      </w:r>
-      <w:proofErr w:type="spellEnd"/>
+      </w:pPr>
+    </w:p>
+    <w:p>
+      <w:pPr>
+        <w:rPr>
+          <w:b/>
+          <w:bCs/>
+          <w:lang w:val="pt-BR"/>
+        </w:rPr>
+      </w:pPr>
       <w:r>
         <w:rPr>
+          <w:b/>
+          <w:bCs/>
           <w:lang w:val="pt-BR"/>
         </w:rPr>
-        <w:t xml:space="preserve"> e itens de consumo interno.</w:t>
+        <w:t>VALOR ESTIMADO</w:t>
       </w:r>
+      <w:r>
+        <w:rPr>
+          <w:b/>
+          <w:bCs/>
+          <w:lang w:val="pt-BR"/>
+        </w:rPr>
+        <w:br/>
+        <w:t>R$ 820.000,00 por ano.</w:t>
+      </w:r>
+    </w:p>
+    <w:p>
+      <w:pPr>
+        <w:rPr>
+          <w:b/>
+          <w:bCs/>
+          <w:lang w:val="pt-BR"/>
+        </w:rPr>
+      </w:pPr>
+    </w:p>
+    <w:p>
+      <w:pPr>
+        <w:rPr>
+          <w:b/>
+          <w:bCs/>
+          <w:lang w:val="pt-BR"/>
+        </w:rPr>
+      </w:pPr>
+      <w:r>
+        <w:rPr>
+          <w:b/>
+          <w:bCs/>
+          <w:lang w:val="pt-BR"/>
+        </w:rPr>
+        <w:t>PRAZO DE VIGENCIA</w:t>
+      </w:r>
+      <w:r>
+        <w:rPr>
+          <w:b/>
+          <w:bCs/>
+          <w:lang w:val="pt-BR"/>
+        </w:rPr>
+        <w:br/>
+        <w:t xml:space="preserve">24 meses, com inicio em </w:t>
+      </w:r>
+      <w:r>
+        <w:rPr>
+          <w:b/>
+          <w:bCs/>
+          <w:lang w:val="pt-BR"/>
+        </w:rPr>
+        <w:t>16</w:t>
+      </w:r>
+      <w:r>
+        <w:rPr>
+          <w:b/>
+          <w:bCs/>
+          <w:lang w:val="pt-BR"/>
+        </w:rPr>
+        <w:t>/</w:t>
+      </w:r>
+      <w:r>
+        <w:rPr>
+          <w:b/>
+          <w:bCs/>
+          <w:lang w:val="pt-BR"/>
+        </w:rPr>
+        <w:t>08</w:t>
+      </w:r>
+      <w:r>
+        <w:rPr>
+          <w:b/>
+          <w:bCs/>
+          <w:lang w:val="pt-BR"/>
+        </w:rPr>
+        <w:t>/202</w:t>
+      </w:r>
+      <w:r>
+        <w:rPr>
+          <w:b/>
+          <w:bCs/>
+          <w:lang w:val="pt-BR"/>
+        </w:rPr>
+        <w:t>4</w:t>
+      </w:r>
+      <w:r>
+        <w:rPr>
+          <w:b/>
+          <w:bCs/>
+          <w:lang w:val="pt-BR"/>
+        </w:rPr>
+        <w:t xml:space="preserve"> e termino em </w:t>
+      </w:r>
+      <w:r>
+        <w:rPr>
+          <w:b/>
+          <w:bCs/>
+          <w:lang w:val="pt-BR"/>
+        </w:rPr>
+        <w:t>15</w:t>
+      </w:r>
+      <w:r>
+        <w:rPr>
+          <w:b/>
+          <w:bCs/>
+          <w:lang w:val="pt-BR"/>
+        </w:rPr>
+        <w:t>/</w:t>
+      </w:r>
+      <w:r>
+        <w:rPr>
+          <w:b/>
+          <w:bCs/>
+          <w:lang w:val="pt-BR"/>
+        </w:rPr>
+        <w:t>08</w:t>
+      </w:r>
+      <w:r>
+        <w:rPr>
+          <w:b/>
+          <w:bCs/>
+          <w:lang w:val="pt-BR"/>
+        </w:rPr>
+        <w:t>/202</w:t>
+      </w:r>
+      <w:r>
+        <w:rPr>
+          <w:b/>
+          <w:bCs/>
+          <w:lang w:val="pt-BR"/>
+        </w:rPr>
+        <w:t>6</w:t>
+      </w:r>
+      <w:r>
+        <w:rPr>
+          <w:b/>
+          <w:bCs/>
+          <w:lang w:val="pt-BR"/>
+        </w:rPr>
+        <w:t>.</w:t>
+      </w:r>
+    </w:p>
+    <w:p>
+      <w:pPr>
+        <w:rPr>
+          <w:b/>
+          <w:bCs/>
+          <w:lang w:val="pt-BR"/>
+        </w:rPr>
+      </w:pPr>
     </w:p>
     <w:p>
       <w:pPr>
@@ -99,76 +251,8 @@
       </w:pPr>
       <w:r>
         <w:rPr>
-          <w:lang w:val="pt-BR"/>
-        </w:rPr>
-        <w:t>VALOR ESTIMADO</w:t>
-      </w:r>
-      <w:r>
-        <w:rPr>
-          <w:lang w:val="pt-BR"/>
-        </w:rPr>
-        <w:br/>
-        <w:t>R$ 820.000,00 por ano.</w:t>
-      </w:r>
-    </w:p>
-    <w:p>
-      <w:pPr>
-        <w:rPr>
-          <w:lang w:val="pt-BR"/>
-        </w:rPr>
-      </w:pPr>
-      <w:r>
-        <w:rPr>
-          <w:lang w:val="pt-BR"/>
-        </w:rPr>
-        <w:t>PRAZO DE VIGENCIA</w:t>
-      </w:r>
-      <w:r>
-        <w:rPr>
-          <w:lang w:val="pt-BR"/>
-        </w:rPr>
-        <w:br/>
-        <w:t xml:space="preserve">24 meses, com </w:t>
-      </w:r>
-      <w:proofErr w:type="spellStart"/>
-      <w:proofErr w:type="gramStart"/>
-      <w:r>
-        <w:rPr>
-          <w:lang w:val="pt-BR"/>
-        </w:rPr>
-        <w:t>inicio</w:t>
-      </w:r>
-      <w:proofErr w:type="spellEnd"/>
-      <w:proofErr w:type="gramEnd"/>
-      <w:r>
-        <w:rPr>
-          <w:lang w:val="pt-BR"/>
-        </w:rPr>
-        <w:t xml:space="preserve"> em 01/07/2025 e </w:t>
-      </w:r>
-      <w:proofErr w:type="gramStart"/>
-      <w:r>
-        <w:rPr>
-          <w:lang w:val="pt-BR"/>
-        </w:rPr>
-        <w:t>termino</w:t>
-      </w:r>
-      <w:proofErr w:type="gramEnd"/>
-      <w:r>
-        <w:rPr>
-          <w:lang w:val="pt-BR"/>
-        </w:rPr>
-        <w:t xml:space="preserve"> em 30/06/2027.</w:t>
-      </w:r>
-    </w:p>
-    <w:p>
-      <w:pPr>
-        <w:rPr>
-          <w:lang w:val="pt-BR"/>
-        </w:rPr>
-      </w:pPr>
-      <w:r>
-        <w:rPr>
+          <w:b/>
+          <w:bCs/>
           <w:lang w:val="pt-BR"/>
         </w:rPr>
         <w:t>CLAUSULAS RELEVANTES</w:t>
@@ -178,21 +262,7 @@
           <w:lang w:val="pt-BR"/>
         </w:rPr>
         <w:br/>
-        <w:t xml:space="preserve">1. </w:t>
-      </w:r>
-      <w:proofErr w:type="spellStart"/>
-      <w:r>
-        <w:rPr>
-          <w:lang w:val="pt-BR"/>
-        </w:rPr>
-        <w:t>Renovacao</w:t>
-      </w:r>
-      <w:proofErr w:type="spellEnd"/>
-      <w:r>
-        <w:rPr>
-          <w:lang w:val="pt-BR"/>
-        </w:rPr>
-        <w:t xml:space="preserve"> mediante acordo entre as partes.</w:t>
+        <w:t>1. Renovacao mediante acordo entre as partes.</w:t>
       </w:r>
       <w:r>
         <w:rPr>
@@ -206,35 +276,7 @@
           <w:lang w:val="pt-BR"/>
         </w:rPr>
         <w:br/>
-        <w:t xml:space="preserve">3. Entregas mensais em </w:t>
-      </w:r>
-      <w:proofErr w:type="gramStart"/>
-      <w:r>
-        <w:rPr>
-          <w:lang w:val="pt-BR"/>
-        </w:rPr>
-        <w:t>ate</w:t>
-      </w:r>
-      <w:proofErr w:type="gramEnd"/>
-      <w:r>
-        <w:rPr>
-          <w:lang w:val="pt-BR"/>
-        </w:rPr>
-        <w:t xml:space="preserve"> 10 dias uteis </w:t>
-      </w:r>
-      <w:proofErr w:type="gramStart"/>
-      <w:r>
-        <w:rPr>
-          <w:lang w:val="pt-BR"/>
-        </w:rPr>
-        <w:t>apos</w:t>
-      </w:r>
-      <w:proofErr w:type="gramEnd"/>
-      <w:r>
-        <w:rPr>
-          <w:lang w:val="pt-BR"/>
-        </w:rPr>
-        <w:t xml:space="preserve"> pedido.</w:t>
+        <w:t>3. Entregas mensais em ate 10 dias uteis apos pedido.</w:t>
       </w:r>
       <w:r>
         <w:rPr>
@@ -248,35 +290,7 @@
           <w:lang w:val="pt-BR"/>
         </w:rPr>
         <w:br/>
-        <w:t xml:space="preserve">5. Pagamento em </w:t>
-      </w:r>
-      <w:proofErr w:type="gramStart"/>
-      <w:r>
-        <w:rPr>
-          <w:lang w:val="pt-BR"/>
-        </w:rPr>
-        <w:t>ate</w:t>
-      </w:r>
-      <w:proofErr w:type="gramEnd"/>
-      <w:r>
-        <w:rPr>
-          <w:lang w:val="pt-BR"/>
-        </w:rPr>
-        <w:t xml:space="preserve"> 30 dias </w:t>
-      </w:r>
-      <w:proofErr w:type="gramStart"/>
-      <w:r>
-        <w:rPr>
-          <w:lang w:val="pt-BR"/>
-        </w:rPr>
-        <w:t>apos</w:t>
-      </w:r>
-      <w:proofErr w:type="gramEnd"/>
-      <w:r>
-        <w:rPr>
-          <w:lang w:val="pt-BR"/>
-        </w:rPr>
-        <w:t xml:space="preserve"> emissao da nota fiscal.</w:t>
+        <w:t>5. Pagamento em ate 30 dias apos emissao da nota fiscal.</w:t>
       </w:r>
     </w:p>
     <w:p>
@@ -285,18 +299,47 @@
           <w:lang w:val="pt-BR"/>
         </w:rPr>
       </w:pPr>
+    </w:p>
+    <w:p>
+      <w:pPr>
+        <w:rPr>
+          <w:b/>
+          <w:bCs/>
+          <w:lang w:val="pt-BR"/>
+        </w:rPr>
+      </w:pPr>
       <w:r>
         <w:rPr>
+          <w:b/>
+          <w:bCs/>
           <w:lang w:val="pt-BR"/>
         </w:rPr>
         <w:t>OBSERVACOES PARA TESTE</w:t>
       </w:r>
       <w:r>
         <w:rPr>
+          <w:b/>
+          <w:bCs/>
           <w:lang w:val="pt-BR"/>
         </w:rPr>
         <w:br/>
-        <w:t>Contrato de risco medio, util para validacao de prioridade intermediaria.</w:t>
+        <w:t xml:space="preserve">Contrato de risco </w:t>
+      </w:r>
+      <w:r>
+        <w:rPr>
+          <w:b/>
+          <w:bCs/>
+          <w:lang w:val="pt-BR"/>
+        </w:rPr>
+        <w:t>Médio</w:t>
+      </w:r>
+      <w:r>
+        <w:rPr>
+          <w:b/>
+          <w:bCs/>
+          <w:lang w:val="pt-BR"/>
+        </w:rPr>
+        <w:t>, util para validacao de prioridade intermediaria.</w:t>
       </w:r>
     </w:p>
     <w:sectPr>
